--- a/gergacs-marketing-system/09_office_formats/docx/00_audit/competitive_landscape.docx
+++ b/gergacs-marketing-system/09_office_formats/docx/00_audit/competitive_landscape.docx
@@ -1699,7 +1699,7 @@
           <w:b/>
           <w:bCs/>
         </w:rPr>
-        <w:t xml:space="preserve">defensible price intelligence</w:t>
+        <w:t xml:space="preserve">comparable-supported pricing analysis grounded in 21 years of appraisal methodology</w:t>
       </w:r>
       <w:r>
         <w:t xml:space="preserve">.</w:t>
